--- a/miRNA/Week6_Assignment.docx
+++ b/miRNA/Week6_Assignment.docx
@@ -11,13 +11,13 @@
         <w:t xml:space="preserve">Week 6 Assignment — Biological Interpretation and Translation</w:t>
       </w:r>
     </w:p>
-    <w:bookmarkStart w:id="30" w:name="Xa24ed3be1acc8c66657fceceabc1d96561abca1"/>
+    <w:bookmarkStart w:id="30" w:name="Xac4dfc2fe628ade878b842a5adc4b2abee9572a"/>
     <w:p>
       <w:pPr>
         <w:pStyle w:val="Heading2"/>
       </w:pPr>
       <w:r>
-        <w:t xml:space="preserve">Course: AI/ML-Based Biomarker Discovery | Dataset: GSE120584, GSE46579</w:t>
+        <w:t xml:space="preserve">Course: AI/ML-Based Biomarker Discovery | Dataset: GSE120584 (serum microarray), GSE46579 (whole-blood small RNA-seq)</w:t>
       </w:r>
     </w:p>
     <w:p>
@@ -113,9 +113,6 @@
       <w:r>
         <w:t xml:space="preserve">Write the 2×2 contingency table used in the test, labeling all four cells.</w:t>
       </w:r>
-      <w:r>
-        <w:br/>
-      </w:r>
     </w:p>
     <w:p>
       <w:pPr>
@@ -127,9 +124,6 @@
       </w:pPr>
       <w:r>
         <w:t xml:space="preserve">Explain why the choice of background gene set is critical — what happens if you use all human genes as background instead of only genes expressed in the tissue of interest?</w:t>
-      </w:r>
-      <w:r>
-        <w:br/>
       </w:r>
     </w:p>
     <w:p>
@@ -205,9 +199,6 @@
       <w:r>
         <w:t xml:space="preserve">Identify the specific ethical tension between the principles of autonomy and beneficence in this scenario.</w:t>
       </w:r>
-      <w:r>
-        <w:br/>
-      </w:r>
     </w:p>
     <w:p>
       <w:pPr>
@@ -219,9 +210,6 @@
       </w:pPr>
       <w:r>
         <w:t xml:space="preserve">Describe the current standard of practice for disclosing incidental findings in research settings (as opposed to clinical settings).</w:t>
-      </w:r>
-      <w:r>
-        <w:br/>
       </w:r>
     </w:p>
     <w:p>
@@ -272,9 +260,6 @@
       <w:r>
         <w:t xml:space="preserve">Within-run coefficient of variation (CV) — formula and acceptable threshold for clinical assays</w:t>
       </w:r>
-      <w:r>
-        <w:br/>
-      </w:r>
     </w:p>
     <w:p>
       <w:pPr>
@@ -287,9 +272,6 @@
       <w:r>
         <w:t xml:space="preserve">Limit of Detection (LOD) vs Limit of Quantification (LOQ) — conceptual difference and why LOQ is the relevant threshold for biomarker assays</w:t>
       </w:r>
-      <w:r>
-        <w:br/>
-      </w:r>
     </w:p>
     <w:p>
       <w:pPr>
@@ -300,7 +282,7 @@
         <w:pStyle w:val="Compact"/>
       </w:pPr>
       <w:r>
-        <w:t xml:space="preserve">If a miRNA shows strong differential expression in RNA-seq data but fails to validate by qPCR, list three technical explanations for the discrepancy</w:t>
+        <w:t xml:space="preserve">If a miRNA shows strong differential expression in discovery data (a microarray such as GSE120584, or RNA-seq) but fails to validate by qPCR, list three technical explanations for the discrepancy</w:t>
       </w:r>
     </w:p>
     <w:p>
@@ -337,7 +319,19 @@
         <w:t xml:space="preserve">Week6_Interpretation.R</w:t>
       </w:r>
       <w:r>
-        <w:t xml:space="preserve">, which averages the SHAP importance rank from Week 5 with the DESeq2 adjusted p-value rank from Week 4. Report:</w:t>
+        <w:t xml:space="preserve">, which averages the SHAP importance rank from Week 5 with the limma adjusted p-value rank from Week 4 (GSE120584 AD vs Control,</w:t>
+      </w:r>
+      <w:r>
+        <w:t xml:space="preserve"> </w:t>
+      </w:r>
+      <w:r>
+        <w:rPr>
+          <w:rStyle w:val="VerbatimChar"/>
+        </w:rPr>
+        <w:t xml:space="preserve">results/Week4/DE_results_GSE120584.csv</w:t>
+      </w:r>
+      <w:r>
+        <w:t xml:space="preserve">). Report:</w:t>
       </w:r>
     </w:p>
     <w:p>
@@ -351,9 +345,6 @@
       <w:r>
         <w:t xml:space="preserve">The top 10 miRNAs by composite rank</w:t>
       </w:r>
-      <w:r>
-        <w:br/>
-      </w:r>
     </w:p>
     <w:p>
       <w:pPr>
@@ -366,9 +357,6 @@
       <w:r>
         <w:t xml:space="preserve">The composite rank score for the #1 miRNA</w:t>
       </w:r>
-      <w:r>
-        <w:br/>
-      </w:r>
     </w:p>
     <w:p>
       <w:pPr>
@@ -387,7 +375,7 @@
         <w:pStyle w:val="FirstParagraph"/>
       </w:pPr>
       <w:r>
-        <w:t xml:space="preserve">How many of the top 10 composite-ranked miRNAs appeared in both the DESeq2 significant list and the top 10 SHAP features? Report the exact overlap count.</w:t>
+        <w:t xml:space="preserve">How many of the top 10 composite-ranked miRNAs appeared in both the limma significant list (FDR &lt; 0.05, |log₂FC| &gt; 0.3) and the top 10 SHAP features? Report the exact overlap count. How many miRNAs could be ranked at all, and why is that number so much smaller than the 925 miRNAs in the Week 4 DE table?</w:t>
       </w:r>
     </w:p>
     <w:p>
@@ -427,7 +415,7 @@
         <w:t xml:space="preserve"> </w:t>
       </w:r>
       <w:r>
-        <w:t xml:space="preserve">query for the top 5 composite-ranked miRNAs (validated interactions only). Report:</w:t>
+        <w:t xml:space="preserve">query in Section 5, which retrieves validated interactions for the top 15 composite-ranked miRNAs. Report:</w:t>
       </w:r>
     </w:p>
     <w:p>
@@ -439,67 +427,76 @@
         <w:pStyle w:val="Compact"/>
       </w:pPr>
       <w:r>
-        <w:t xml:space="preserve">The total number of validated miRNA-target interactions returned</w:t>
-      </w:r>
-      <w:r>
-        <w:br/>
-      </w:r>
-    </w:p>
-    <w:p>
-      <w:pPr>
-        <w:numPr>
-          <w:ilvl w:val="0"/>
-          <w:numId w:val="1005"/>
-        </w:numPr>
-        <w:pStyle w:val="Compact"/>
-      </w:pPr>
-      <w:r>
-        <w:t xml:space="preserve">The number of unique target genes across all 5 miRNAs</w:t>
-      </w:r>
-      <w:r>
-        <w:br/>
-      </w:r>
-    </w:p>
-    <w:p>
-      <w:pPr>
-        <w:numPr>
-          <w:ilvl w:val="0"/>
-          <w:numId w:val="1005"/>
-        </w:numPr>
-        <w:pStyle w:val="Compact"/>
-      </w:pPr>
-      <w:r>
-        <w:t xml:space="preserve">How many of these targets are in the KEGG Alzheimer’s disease pathway (hsa05010) gene list</w:t>
-      </w:r>
-      <w:r>
-        <w:br/>
-      </w:r>
-    </w:p>
-    <w:p>
-      <w:pPr>
-        <w:numPr>
-          <w:ilvl w:val="0"/>
-          <w:numId w:val="1005"/>
-        </w:numPr>
-        <w:pStyle w:val="Compact"/>
-      </w:pPr>
-      <w:r>
-        <w:t xml:space="preserve">How many interactions have supporting evidence from luciferase reporter assays (check the</w:t>
-      </w:r>
-      <w:r>
-        <w:t xml:space="preserve"> </w:t>
+        <w:t xml:space="preserve">The total number of validated miRNA-target interactions returned, and how many come from each database (</w:t>
       </w:r>
       <w:r>
         <w:rPr>
           <w:rStyle w:val="VerbatimChar"/>
         </w:rPr>
-        <w:t xml:space="preserve">support_type</w:t>
+        <w:t xml:space="preserve">table(val_df$database)</w:t>
+      </w:r>
+      <w:r>
+        <w:t xml:space="preserve">)</w:t>
+      </w:r>
+    </w:p>
+    <w:p>
+      <w:pPr>
+        <w:numPr>
+          <w:ilvl w:val="0"/>
+          <w:numId w:val="1005"/>
+        </w:numPr>
+        <w:pStyle w:val="Compact"/>
+      </w:pPr>
+      <w:r>
+        <w:t xml:space="preserve">The number of unique target genes, and how many interactions pass the script’s strong-evidence filter (Section 5B)</w:t>
+      </w:r>
+    </w:p>
+    <w:p>
+      <w:pPr>
+        <w:numPr>
+          <w:ilvl w:val="0"/>
+          <w:numId w:val="1005"/>
+        </w:numPr>
+        <w:pStyle w:val="Compact"/>
+      </w:pPr>
+      <w:r>
+        <w:t xml:space="preserve">How many of the strong-evidence targets are in the KEGG Alzheimer’s disease pathway (hsa05010) gene list (see the</w:t>
       </w:r>
       <w:r>
         <w:t xml:space="preserve"> </w:t>
       </w:r>
       <w:r>
-        <w:t xml:space="preserve">column)</w:t>
+        <w:rPr>
+          <w:rStyle w:val="VerbatimChar"/>
+        </w:rPr>
+        <w:t xml:space="preserve">GeneRatio</w:t>
+      </w:r>
+      <w:r>
+        <w:t xml:space="preserve"> </w:t>
+      </w:r>
+      <w:r>
+        <w:t xml:space="preserve">in Question 8)</w:t>
+      </w:r>
+    </w:p>
+    <w:p>
+      <w:pPr>
+        <w:numPr>
+          <w:ilvl w:val="0"/>
+          <w:numId w:val="1005"/>
+        </w:numPr>
+        <w:pStyle w:val="Compact"/>
+      </w:pPr>
+      <w:r>
+        <w:t xml:space="preserve">How many interactions have supporting evidence from luciferase reporter assays:</w:t>
+      </w:r>
+      <w:r>
+        <w:t xml:space="preserve"> </w:t>
+      </w:r>
+      <w:r>
+        <w:rPr>
+          <w:rStyle w:val="VerbatimChar"/>
+        </w:rPr>
+        <w:t xml:space="preserve">sum(grepl("uciferase", val_df$experiment))</w:t>
       </w:r>
     </w:p>
     <w:p>
@@ -507,7 +504,7 @@
         <w:pStyle w:val="FirstParagraph"/>
       </w:pPr>
       <w:r>
-        <w:t xml:space="preserve">Name the database(s) included in multiMiR that provide validated (not predicted) interactions.</w:t>
+        <w:t xml:space="preserve">Name the database(s) included in multiMiR that provide validated (not predicted) interactions. Why is there such a large gap between the number of validated interactions and the number with strong evidence?</w:t>
       </w:r>
     </w:p>
     <w:p>
@@ -588,9 +585,6 @@
       <w:r>
         <w:t xml:space="preserve">The total number of significantly enriched KEGG pathways (p.adjust &lt; 0.05)</w:t>
       </w:r>
-      <w:r>
-        <w:br/>
-      </w:r>
     </w:p>
     <w:p>
       <w:pPr>
@@ -602,9 +596,6 @@
       </w:pPr>
       <w:r>
         <w:t xml:space="preserve">Whether KEGG pathway hsa05010 (Alzheimer’s disease) appears in the results — if yes, report its adjusted p-value and gene ratio</w:t>
-      </w:r>
-      <w:r>
-        <w:br/>
       </w:r>
     </w:p>
     <w:p>
@@ -649,7 +640,119 @@
         <w:pStyle w:val="FirstParagraph"/>
       </w:pPr>
       <w:r>
-        <w:t xml:space="preserve">The script intersects miRNA target genes with known AD GWAS hits. Report:</w:t>
+        <w:t xml:space="preserve">After running Section 5, intersect the miRNA targets with genes at known AD GWAS loci:</w:t>
+      </w:r>
+    </w:p>
+    <w:p>
+      <w:pPr>
+        <w:pStyle w:val="SourceCode"/>
+      </w:pPr>
+      <w:r>
+        <w:rPr>
+          <w:rStyle w:val="VerbatimChar"/>
+        </w:rPr>
+        <w:t xml:space="preserve">ad_gwas &lt;- c("APOE", "BIN1", "CLU", "PICALM", "CR1", "ABCA7", "SORL1", "TREM2",</w:t>
+      </w:r>
+      <w:r>
+        <w:br/>
+      </w:r>
+      <w:r>
+        <w:rPr>
+          <w:rStyle w:val="VerbatimChar"/>
+        </w:rPr>
+        <w:t xml:space="preserve">             "CD33", "MS4A4A", "MS4A6A", "EPHA1", "CD2AP", "PTK2B", "INPP5D",</w:t>
+      </w:r>
+      <w:r>
+        <w:br/>
+      </w:r>
+      <w:r>
+        <w:rPr>
+          <w:rStyle w:val="VerbatimChar"/>
+        </w:rPr>
+        <w:t xml:space="preserve">             "MEF2C", "HLA-DRB1", "CELF1", "FERMT2", "SLC24A4", "CASS4",</w:t>
+      </w:r>
+      <w:r>
+        <w:br/>
+      </w:r>
+      <w:r>
+        <w:rPr>
+          <w:rStyle w:val="VerbatimChar"/>
+        </w:rPr>
+        <w:t xml:space="preserve">             "ADAM10", "ACE", "PLCG2", "ABI3", "SPI1", "APH1B")</w:t>
+      </w:r>
+      <w:r>
+        <w:br/>
+      </w:r>
+      <w:r>
+        <w:br/>
+      </w:r>
+      <w:r>
+        <w:rPr>
+          <w:rStyle w:val="VerbatimChar"/>
+        </w:rPr>
+        <w:t xml:space="preserve"># all validated interactions (Section 5A)</w:t>
+      </w:r>
+      <w:r>
+        <w:br/>
+      </w:r>
+      <w:r>
+        <w:rPr>
+          <w:rStyle w:val="VerbatimChar"/>
+        </w:rPr>
+        <w:t xml:space="preserve">gwas_all &lt;- dplyr::distinct(val_df[val_df$target.symbol %in% ad_gwas, ],</w:t>
+      </w:r>
+      <w:r>
+        <w:br/>
+      </w:r>
+      <w:r>
+        <w:rPr>
+          <w:rStyle w:val="VerbatimChar"/>
+        </w:rPr>
+        <w:t xml:space="preserve">                            mature.mirna, target.symbol)</w:t>
+      </w:r>
+      <w:r>
+        <w:br/>
+      </w:r>
+      <w:r>
+        <w:rPr>
+          <w:rStyle w:val="VerbatimChar"/>
+        </w:rPr>
+        <w:t xml:space="preserve">nrow(gwas_all)</w:t>
+      </w:r>
+      <w:r>
+        <w:br/>
+      </w:r>
+      <w:r>
+        <w:rPr>
+          <w:rStyle w:val="VerbatimChar"/>
+        </w:rPr>
+        <w:t xml:space="preserve"># interactions with strong experimental evidence (Section 5B)</w:t>
+      </w:r>
+      <w:r>
+        <w:br/>
+      </w:r>
+      <w:r>
+        <w:rPr>
+          <w:rStyle w:val="VerbatimChar"/>
+        </w:rPr>
+        <w:t xml:space="preserve">strong_evidence[strong_evidence$target.symbol %in% ad_gwas,</w:t>
+      </w:r>
+      <w:r>
+        <w:br/>
+      </w:r>
+      <w:r>
+        <w:rPr>
+          <w:rStyle w:val="VerbatimChar"/>
+        </w:rPr>
+        <w:t xml:space="preserve">                c("mature.mirna", "target.symbol", "experiment")]</w:t>
+      </w:r>
+    </w:p>
+    <w:p>
+      <w:pPr>
+        <w:pStyle w:val="FirstParagraph"/>
+      </w:pPr>
+      <w:r>
+        <w:t xml:space="preserve">Report:</w:t>
       </w:r>
     </w:p>
     <w:p>
@@ -661,10 +764,7 @@
         <w:pStyle w:val="Compact"/>
       </w:pPr>
       <w:r>
-        <w:t xml:space="preserve">The number of miRNA-target gene pairs where the target gene overlaps with an AD GWAS locus</w:t>
-      </w:r>
-      <w:r>
-        <w:br/>
+        <w:t xml:space="preserve">The number of validated miRNA-target gene pairs where the target gene is an AD GWAS gene, and how many of them have strong experimental evidence</w:t>
       </w:r>
     </w:p>
     <w:p>
@@ -676,10 +776,7 @@
         <w:pStyle w:val="Compact"/>
       </w:pPr>
       <w:r>
-        <w:t xml:space="preserve">The name of at least one miRNA whose targets include a well-known GWAS hit (e.g., APOE, BIN1, CLU)</w:t>
-      </w:r>
-      <w:r>
-        <w:br/>
+        <w:t xml:space="preserve">The name of at least one miRNA whose targets include a well-known GWAS hit (e.g., BIN1, CLU, PICALM, SORL1)</w:t>
       </w:r>
     </w:p>
     <w:p>
@@ -716,7 +813,7 @@
         <w:pStyle w:val="FirstParagraph"/>
       </w:pPr>
       <w:r>
-        <w:t xml:space="preserve">You have completed a promising Stage 1 discovery study using GSE120584. Design a Stage 2 biomarker validation study for your top 5 composite-ranked miRNAs. Your design must specify:</w:t>
+        <w:t xml:space="preserve">You have completed a Stage 1 discovery study using GSE120584. Design a Stage 2 biomarker validation study for your top 5 composite-ranked miRNAs. Your design must specify:</w:t>
       </w:r>
     </w:p>
     <w:p>
@@ -728,10 +825,7 @@
         <w:pStyle w:val="Compact"/>
       </w:pPr>
       <w:r>
-        <w:t xml:space="preserve">The minimum sample size per group (use 80% power, two-tailed α = 0.05, and the AUC from Week 5 as your effect size estimate)</w:t>
-      </w:r>
-      <w:r>
-        <w:br/>
+        <w:t xml:space="preserve">The minimum sample size per group (use 80% power, two-tailed α = 0.05, and the AUC from Week 5 as your effect size estimate — state whether you use the cross-validated or the external validation AUC, and why)</w:t>
       </w:r>
     </w:p>
     <w:p>
@@ -745,9 +839,6 @@
       <w:r>
         <w:t xml:space="preserve">The assay platform and pre-analytical protocol (sample type, collection tube, RNA isolation method)</w:t>
       </w:r>
-      <w:r>
-        <w:br/>
-      </w:r>
     </w:p>
     <w:p>
       <w:pPr>
@@ -760,9 +851,6 @@
       <w:r>
         <w:t xml:space="preserve">The pre-specified classification threshold and its derivation method</w:t>
       </w:r>
-      <w:r>
-        <w:br/>
-      </w:r>
     </w:p>
     <w:p>
       <w:pPr>
@@ -799,7 +887,7 @@
         <w:pStyle w:val="FirstParagraph"/>
       </w:pPr>
       <w:r>
-        <w:t xml:space="preserve">Justify each choice with reference to TRIPOD guidelines or the FDA analytical validation framework discussed in the lecture.</w:t>
+        <w:t xml:space="preserve">Justify each choice with reference to TRIPOD guidelines or the FDA analytical validation framework discussed in the lecture. Given the Week 5 external validation result, is a Stage 2 study justified yet?</w:t>
       </w:r>
     </w:p>
     <w:bookmarkEnd w:id="29"/>
@@ -1728,7 +1816,7 @@
       <w:color w:themeColor="accent1" w:themeShade="BF" w:val="365F91"/>
     </w:rPr>
   </w:style>
-  <w:style w:type="paragraph" w:customStyle="1" w:styleId="SourceCode">
+  <w:style w:customStyle="1" w:styleId="SourceCode" w:type="paragraph">
     <w:name w:val="Source Code"/>
     <w:basedOn w:val="Normal"/>
     <w:link w:val="VerbatimChar"/>
@@ -1736,7 +1824,7 @@
       <w:wordWrap w:val="off"/>
     </w:pPr>
   </w:style>
-  <w:style w:type="character" w:customStyle="1" w:styleId="KeywordTok">
+  <w:style w:customStyle="1" w:styleId="KeywordTok" w:type="character">
     <w:name w:val="KeywordTok"/>
     <w:basedOn w:val="VerbatimChar"/>
     <w:rPr>
@@ -1744,77 +1832,77 @@
       <w:b/>
     </w:rPr>
   </w:style>
-  <w:style w:type="character" w:customStyle="1" w:styleId="DataTypeTok">
+  <w:style w:customStyle="1" w:styleId="DataTypeTok" w:type="character">
     <w:name w:val="DataTypeTok"/>
     <w:basedOn w:val="VerbatimChar"/>
     <w:rPr>
       <w:color w:val="902000"/>
     </w:rPr>
   </w:style>
-  <w:style w:type="character" w:customStyle="1" w:styleId="DecValTok">
+  <w:style w:customStyle="1" w:styleId="DecValTok" w:type="character">
     <w:name w:val="DecValTok"/>
     <w:basedOn w:val="VerbatimChar"/>
     <w:rPr>
       <w:color w:val="40a070"/>
     </w:rPr>
   </w:style>
-  <w:style w:type="character" w:customStyle="1" w:styleId="BaseNTok">
+  <w:style w:customStyle="1" w:styleId="BaseNTok" w:type="character">
     <w:name w:val="BaseNTok"/>
     <w:basedOn w:val="VerbatimChar"/>
     <w:rPr>
       <w:color w:val="40a070"/>
     </w:rPr>
   </w:style>
-  <w:style w:type="character" w:customStyle="1" w:styleId="FloatTok">
+  <w:style w:customStyle="1" w:styleId="FloatTok" w:type="character">
     <w:name w:val="FloatTok"/>
     <w:basedOn w:val="VerbatimChar"/>
     <w:rPr>
       <w:color w:val="40a070"/>
     </w:rPr>
   </w:style>
-  <w:style w:type="character" w:customStyle="1" w:styleId="ConstantTok">
+  <w:style w:customStyle="1" w:styleId="ConstantTok" w:type="character">
     <w:name w:val="ConstantTok"/>
     <w:basedOn w:val="VerbatimChar"/>
     <w:rPr>
       <w:color w:val="880000"/>
     </w:rPr>
   </w:style>
-  <w:style w:type="character" w:customStyle="1" w:styleId="CharTok">
+  <w:style w:customStyle="1" w:styleId="CharTok" w:type="character">
     <w:name w:val="CharTok"/>
     <w:basedOn w:val="VerbatimChar"/>
     <w:rPr>
       <w:color w:val="4070a0"/>
     </w:rPr>
   </w:style>
-  <w:style w:type="character" w:customStyle="1" w:styleId="SpecialCharTok">
+  <w:style w:customStyle="1" w:styleId="SpecialCharTok" w:type="character">
     <w:name w:val="SpecialCharTok"/>
     <w:basedOn w:val="VerbatimChar"/>
     <w:rPr>
       <w:color w:val="4070a0"/>
     </w:rPr>
   </w:style>
-  <w:style w:type="character" w:customStyle="1" w:styleId="StringTok">
+  <w:style w:customStyle="1" w:styleId="StringTok" w:type="character">
     <w:name w:val="StringTok"/>
     <w:basedOn w:val="VerbatimChar"/>
     <w:rPr>
       <w:color w:val="4070a0"/>
     </w:rPr>
   </w:style>
-  <w:style w:type="character" w:customStyle="1" w:styleId="VerbatimStringTok">
+  <w:style w:customStyle="1" w:styleId="VerbatimStringTok" w:type="character">
     <w:name w:val="VerbatimStringTok"/>
     <w:basedOn w:val="VerbatimChar"/>
     <w:rPr>
       <w:color w:val="4070a0"/>
     </w:rPr>
   </w:style>
-  <w:style w:type="character" w:customStyle="1" w:styleId="SpecialStringTok">
+  <w:style w:customStyle="1" w:styleId="SpecialStringTok" w:type="character">
     <w:name w:val="SpecialStringTok"/>
     <w:basedOn w:val="VerbatimChar"/>
     <w:rPr>
       <w:color w:val="bb6688"/>
     </w:rPr>
   </w:style>
-  <w:style w:type="character" w:customStyle="1" w:styleId="ImportTok">
+  <w:style w:customStyle="1" w:styleId="ImportTok" w:type="character">
     <w:name w:val="ImportTok"/>
     <w:basedOn w:val="VerbatimChar"/>
     <w:rPr>
@@ -1822,7 +1910,7 @@
       <w:b/>
     </w:rPr>
   </w:style>
-  <w:style w:type="character" w:customStyle="1" w:styleId="CommentTok">
+  <w:style w:customStyle="1" w:styleId="CommentTok" w:type="character">
     <w:name w:val="CommentTok"/>
     <w:basedOn w:val="VerbatimChar"/>
     <w:rPr>
@@ -1830,7 +1918,7 @@
       <w:i/>
     </w:rPr>
   </w:style>
-  <w:style w:type="character" w:customStyle="1" w:styleId="DocumentationTok">
+  <w:style w:customStyle="1" w:styleId="DocumentationTok" w:type="character">
     <w:name w:val="DocumentationTok"/>
     <w:basedOn w:val="VerbatimChar"/>
     <w:rPr>
@@ -1838,7 +1926,7 @@
       <w:i/>
     </w:rPr>
   </w:style>
-  <w:style w:type="character" w:customStyle="1" w:styleId="AnnotationTok">
+  <w:style w:customStyle="1" w:styleId="AnnotationTok" w:type="character">
     <w:name w:val="AnnotationTok"/>
     <w:basedOn w:val="VerbatimChar"/>
     <w:rPr>
@@ -1847,7 +1935,7 @@
       <w:i/>
     </w:rPr>
   </w:style>
-  <w:style w:type="character" w:customStyle="1" w:styleId="CommentVarTok">
+  <w:style w:customStyle="1" w:styleId="CommentVarTok" w:type="character">
     <w:name w:val="CommentVarTok"/>
     <w:basedOn w:val="VerbatimChar"/>
     <w:rPr>
@@ -1856,28 +1944,28 @@
       <w:i/>
     </w:rPr>
   </w:style>
-  <w:style w:type="character" w:customStyle="1" w:styleId="OtherTok">
+  <w:style w:customStyle="1" w:styleId="OtherTok" w:type="character">
     <w:name w:val="OtherTok"/>
     <w:basedOn w:val="VerbatimChar"/>
     <w:rPr>
       <w:color w:val="007020"/>
     </w:rPr>
   </w:style>
-  <w:style w:type="character" w:customStyle="1" w:styleId="FunctionTok">
+  <w:style w:customStyle="1" w:styleId="FunctionTok" w:type="character">
     <w:name w:val="FunctionTok"/>
     <w:basedOn w:val="VerbatimChar"/>
     <w:rPr>
       <w:color w:val="06287e"/>
     </w:rPr>
   </w:style>
-  <w:style w:type="character" w:customStyle="1" w:styleId="VariableTok">
+  <w:style w:customStyle="1" w:styleId="VariableTok" w:type="character">
     <w:name w:val="VariableTok"/>
     <w:basedOn w:val="VerbatimChar"/>
     <w:rPr>
       <w:color w:val="19177c"/>
     </w:rPr>
   </w:style>
-  <w:style w:type="character" w:customStyle="1" w:styleId="ControlFlowTok">
+  <w:style w:customStyle="1" w:styleId="ControlFlowTok" w:type="character">
     <w:name w:val="ControlFlowTok"/>
     <w:basedOn w:val="VerbatimChar"/>
     <w:rPr>
@@ -1885,45 +1973,45 @@
       <w:b/>
     </w:rPr>
   </w:style>
-  <w:style w:type="character" w:customStyle="1" w:styleId="OperatorTok">
+  <w:style w:customStyle="1" w:styleId="OperatorTok" w:type="character">
     <w:name w:val="OperatorTok"/>
     <w:basedOn w:val="VerbatimChar"/>
     <w:rPr>
       <w:color w:val="666666"/>
     </w:rPr>
   </w:style>
-  <w:style w:type="character" w:customStyle="1" w:styleId="BuiltInTok">
+  <w:style w:customStyle="1" w:styleId="BuiltInTok" w:type="character">
     <w:name w:val="BuiltInTok"/>
     <w:basedOn w:val="VerbatimChar"/>
     <w:rPr>
       <w:color w:val="008000"/>
     </w:rPr>
   </w:style>
-  <w:style w:type="character" w:customStyle="1" w:styleId="ExtensionTok">
+  <w:style w:customStyle="1" w:styleId="ExtensionTok" w:type="character">
     <w:name w:val="ExtensionTok"/>
     <w:basedOn w:val="VerbatimChar"/>
     <w:rPr/>
   </w:style>
-  <w:style w:type="character" w:customStyle="1" w:styleId="PreprocessorTok">
+  <w:style w:customStyle="1" w:styleId="PreprocessorTok" w:type="character">
     <w:name w:val="PreprocessorTok"/>
     <w:basedOn w:val="VerbatimChar"/>
     <w:rPr>
       <w:color w:val="bc7a00"/>
     </w:rPr>
   </w:style>
-  <w:style w:type="character" w:customStyle="1" w:styleId="AttributeTok">
+  <w:style w:customStyle="1" w:styleId="AttributeTok" w:type="character">
     <w:name w:val="AttributeTok"/>
     <w:basedOn w:val="VerbatimChar"/>
     <w:rPr>
       <w:color w:val="7d9029"/>
     </w:rPr>
   </w:style>
-  <w:style w:type="character" w:customStyle="1" w:styleId="RegionMarkerTok">
+  <w:style w:customStyle="1" w:styleId="RegionMarkerTok" w:type="character">
     <w:name w:val="RegionMarkerTok"/>
     <w:basedOn w:val="VerbatimChar"/>
     <w:rPr/>
   </w:style>
-  <w:style w:type="character" w:customStyle="1" w:styleId="InformationTok">
+  <w:style w:customStyle="1" w:styleId="InformationTok" w:type="character">
     <w:name w:val="InformationTok"/>
     <w:basedOn w:val="VerbatimChar"/>
     <w:rPr>
@@ -1932,7 +2020,7 @@
       <w:i/>
     </w:rPr>
   </w:style>
-  <w:style w:type="character" w:customStyle="1" w:styleId="WarningTok">
+  <w:style w:customStyle="1" w:styleId="WarningTok" w:type="character">
     <w:name w:val="WarningTok"/>
     <w:basedOn w:val="VerbatimChar"/>
     <w:rPr>
@@ -1941,7 +2029,7 @@
       <w:i/>
     </w:rPr>
   </w:style>
-  <w:style w:type="character" w:customStyle="1" w:styleId="AlertTok">
+  <w:style w:customStyle="1" w:styleId="AlertTok" w:type="character">
     <w:name w:val="AlertTok"/>
     <w:basedOn w:val="VerbatimChar"/>
     <w:rPr>
@@ -1949,7 +2037,7 @@
       <w:b/>
     </w:rPr>
   </w:style>
-  <w:style w:type="character" w:customStyle="1" w:styleId="ErrorTok">
+  <w:style w:customStyle="1" w:styleId="ErrorTok" w:type="character">
     <w:name w:val="ErrorTok"/>
     <w:basedOn w:val="VerbatimChar"/>
     <w:rPr>
@@ -1957,7 +2045,7 @@
       <w:b/>
     </w:rPr>
   </w:style>
-  <w:style w:type="character" w:customStyle="1" w:styleId="NormalTok">
+  <w:style w:customStyle="1" w:styleId="NormalTok" w:type="character">
     <w:name w:val="NormalTok"/>
     <w:basedOn w:val="VerbatimChar"/>
     <w:rPr/>
